--- a/prepaid_churn/docs/Prepaid_Churn_Action_Plan.docx
+++ b/prepaid_churn/docs/Prepaid_Churn_Action_Plan.docx
@@ -55,17 +55,7 @@
           <w:sz w:val="40"/>
           <w:szCs w:val="40"/>
         </w:rPr>
-        <w:t>AI</w:t>
-      </w:r>
-      <w:r>
-        <w:rPr>
-          <w:rFonts w:ascii="SamsungOne 700" w:eastAsia="KoPub돋움체 Bold" w:hAnsi="SamsungOne 700" w:cs="Times New Roman"/>
-          <w:color w:val="000000" w:themeColor="text1" w:themeShade="BF"/>
-          <w:spacing w:val="-12"/>
-          <w:sz w:val="40"/>
-          <w:szCs w:val="40"/>
-        </w:rPr>
-        <w:t xml:space="preserve"> Course</w:t>
+        <w:t xml:space="preserve">AI Course</w:t>
       </w:r>
     </w:p>
     <w:p>
@@ -87,36 +77,8 @@
           <w:sz w:val="72"/>
           <w:szCs w:val="40"/>
         </w:rPr>
-        <w:t>Capstone</w:t>
-      </w:r>
-      <w:r>
-        <w:rPr>
-          <w:rFonts w:ascii="Samsung Sharp Sans" w:eastAsia="KoPub돋움체 Bold" w:hAnsi="Samsung Sharp Sans" w:cs="Times New Roman"/>
-          <w:color w:val="193DB0"/>
-          <w:spacing w:val="-12"/>
-          <w:sz w:val="72"/>
-          <w:szCs w:val="40"/>
-        </w:rPr>
-        <w:t xml:space="preserve"> Project </w:t>
-      </w:r>
-      <w:r>
-        <w:rPr>
-          <w:rFonts w:ascii="Samsung Sharp Sans" w:eastAsia="KoPub돋움체 Bold" w:hAnsi="Samsung Sharp Sans" w:cs="Times New Roman"/>
-          <w:color w:val="193DB0"/>
-          <w:spacing w:val="-12"/>
-          <w:sz w:val="72"/>
-          <w:szCs w:val="40"/>
-        </w:rPr>
+        <w:t xml:space="preserve">Capstone Project </w:t>
         <w:br/>
-      </w:r>
-      <w:r>
-        <w:rPr>
-          <w:rFonts w:ascii="Samsung Sharp Sans" w:eastAsia="KoPub돋움체 Bold" w:hAnsi="Samsung Sharp Sans" w:cs="Times New Roman"/>
-          <w:color w:val="193DB0"/>
-          <w:spacing w:val="-12"/>
-          <w:sz w:val="72"/>
-          <w:szCs w:val="40"/>
-        </w:rPr>
         <w:t>Action Plan</w:t>
       </w:r>
     </w:p>
@@ -150,27 +112,7 @@
           <w:sz w:val="32"/>
           <w:szCs w:val="40"/>
         </w:rPr>
-        <w:t>For students (instructor</w:t>
-      </w:r>
-      <w:r>
-        <w:rPr>
-          <w:rFonts w:ascii="SamsungOne 700" w:eastAsia="KoPub돋움체 Bold" w:hAnsi="SamsungOne 700" w:cs="Times New Roman"/>
-          <w:color w:val="000000" w:themeColor="text1" w:themeShade="BF"/>
-          <w:spacing w:val="-12"/>
-          <w:sz w:val="32"/>
-          <w:szCs w:val="40"/>
-        </w:rPr>
-        <w:t>’s</w:t>
-      </w:r>
-      <w:r>
-        <w:rPr>
-          <w:rFonts w:ascii="SamsungOne 700" w:eastAsia="KoPub돋움체 Bold" w:hAnsi="SamsungOne 700" w:cs="Times New Roman"/>
-          <w:color w:val="000000" w:themeColor="text1" w:themeShade="BF"/>
-          <w:spacing w:val="-12"/>
-          <w:sz w:val="32"/>
-          <w:szCs w:val="40"/>
-        </w:rPr>
-        <w:t xml:space="preserve"> review required)</w:t>
+        <w:t xml:space="preserve">For students (instructor’s review required)</w:t>
       </w:r>
     </w:p>
     <w:p>
@@ -288,16 +230,7 @@
           <w:sz w:val="14"/>
           <w:szCs w:val="40"/>
         </w:rPr>
-        <w:t>20</w:t>
-      </w:r>
-      <w:r>
-        <w:rPr>
-          <w:rFonts w:ascii="SamsungOne 400" w:eastAsia="KoPub돋움체 Bold" w:hAnsi="SamsungOne 400" w:cs="Times New Roman"/>
-          <w:spacing w:val="-12"/>
-          <w:sz w:val="14"/>
-          <w:szCs w:val="40"/>
-        </w:rPr>
-        <w:t>2</w:t>
+        <w:t>202</w:t>
       </w:r>
       <w:r>
         <w:rPr>
@@ -378,25 +311,7 @@
           <w:sz w:val="14"/>
           <w:szCs w:val="40"/>
         </w:rPr>
-        <w:t xml:space="preserve">To use this document other </w:t>
-      </w:r>
-      <w:r>
-        <w:rPr>
-          <w:rFonts w:ascii="SamsungOne 400" w:eastAsia="KoPub돋움체 Bold" w:hAnsi="SamsungOne 400" w:cs="Times New Roman"/>
-          <w:spacing w:val="-12"/>
-          <w:sz w:val="14"/>
-          <w:szCs w:val="40"/>
-        </w:rPr>
-        <w:t>than the curriculum of Samsung I</w:t>
-      </w:r>
-      <w:r>
-        <w:rPr>
-          <w:rFonts w:ascii="SamsungOne 400" w:eastAsia="KoPub돋움체 Bold" w:hAnsi="SamsungOne 400" w:cs="Times New Roman"/>
-          <w:spacing w:val="-12"/>
-          <w:sz w:val="14"/>
-          <w:szCs w:val="40"/>
-        </w:rPr>
-        <w:t>nnovation Campus, you must receive written consent from copyright holder.</w:t>
+        <w:t xml:space="preserve">To use this document other than the curriculum of Samsung Innovation Campus, you must receive written consent from copyright holder.</w:t>
       </w:r>
     </w:p>
     <w:p>
@@ -503,17 +418,7 @@
                 <w:sz w:val="32"/>
                 <w:szCs w:val="32"/>
               </w:rPr>
-              <w:t>AI</w:t>
-            </w:r>
-            <w:r>
-              <w:rPr>
-                <w:rFonts w:ascii="SamsungOne 700" w:hAnsi="SamsungOne 700" w:cs="Times New Roman"/>
-                <w:color w:val="000000" w:themeColor="text1"/>
-                <w:spacing w:val="-12"/>
-                <w:sz w:val="32"/>
-                <w:szCs w:val="32"/>
-              </w:rPr>
-              <w:t xml:space="preserve"> Course</w:t>
+              <w:t xml:space="preserve">AI Course</w:t>
             </w:r>
           </w:p>
         </w:tc>
@@ -995,7 +900,7 @@
                 <w:sz w:val="28"/>
                 <w:szCs w:val="28"/>
               </w:rPr>
-              <w:t>The project combines calibrated prepaid churn prediction with a rule-based retention engine and an interactive dashboard. Usage and recharge patterns estimate next-month inactivity; value tiers and the current Almadar catalogue support budgeted proposals. A named reviewer approves each released offer. A read-only API supplies approved offers to a chatbot and risk summaries to an employee copilot. The result is an educational prototype, not an operator-validated commercial model.</w:t>
+              <w:t>The project combines calibrated prepaid churn prediction with a rule-based retention engine and an interactive dashboard. Usage and recharge patterns estimate next-month inactivity; value tiers and the current catalogue of a Libyan mobile operator support budgeted proposals. A named reviewer approves each released offer. A read-only API supplies approved offers to a chatbot and risk summaries to an employee copilot. The result is an educational prototype, not an operator-validated commercial model.</w:t>
             </w:r>
             <w:r>
               <w:rPr>
@@ -1223,16 +1128,7 @@
                 <w:sz w:val="28"/>
                 <w:szCs w:val="28"/>
               </w:rPr>
-              <w:t xml:space="preserve">Use the existing upGrad Telecom Churn Case Study files from the Kaggle hackathon: 69,999 labelled customers and 30,000 unlabelled customers for batch demonstration. Monthly records cover calls, mobile data, recharge and revenue; the labelled file includes the month 9 churn outcome. Use the supplied Almadar documents for the current 37-package catalogue and market rules. No new operator data is needed for this phase. Training data is educational and from another market; LYD conversion and retention effects remain explicit assumptions. Use pseudonymous customer IDs.</w:t>
-            </w:r>
-            <w:r>
-              <w:rPr>
-                <w:rFonts w:ascii="SamsungOne 400" w:hAnsi="SamsungOne 400" w:cs="Times New Roman"/>
-                <w:color w:val="A6A6A6" w:themeColor="background1" w:themeShade="A6"/>
-                <w:spacing w:val="-12"/>
-                <w:sz w:val="28"/>
-                <w:szCs w:val="28"/>
-              </w:rPr>
+              <w:t xml:space="preserve">Use the existing upGrad Telecom Churn Case Study files from the Kaggle hackathon: 69,999 labelled customers and 30,000 unlabelled customers for batch demonstration. Monthly records cover calls, mobile data, recharge and revenue; the labelled file includes the month 9 churn outcome. Use the packages and market rules published on the operator's official website for the current 37-package catalogue. No new operator data is needed for this phase. Training data is educational and from another market; LYD conversion and retention effects remain explicit assumptions. Use pseudonymous customer IDs.</w:t>
             </w:r>
             <w:r>
               <w:rPr>
@@ -1289,15 +1185,6 @@
                 <w:szCs w:val="32"/>
               </w:rPr>
               <w:t xml:space="preserve">xpected </w:t>
-            </w:r>
-            <w:r>
-              <w:rPr>
-                <w:rFonts w:ascii="SamsungOne 700" w:hAnsi="SamsungOne 700" w:cs="Times New Roman"/>
-                <w:color w:val="193DB0"/>
-                <w:spacing w:val="-12"/>
-                <w:sz w:val="32"/>
-                <w:szCs w:val="32"/>
-              </w:rPr>
               <w:br/>
               <w:t>Outcome</w:t>
             </w:r>
@@ -1356,7 +1243,7 @@
                 <w:sz w:val="28"/>
                 <w:szCs w:val="28"/>
               </w:rPr>
-              <w:t>Deliver a versioned model, scored subscriber export, five value tiers, budgeted retention proposals, an approval audit trail, dashboard and read-only integration API. The frozen benchmark achieved PR-AUC 0.3477, ROC-AUC 0.8910 and 61.52% recall among the riskiest 10% of customers. These results support focused review on the source dataset. The expected benefit is more consistent targeting and controlled campaign spending; actual savings, reduced churn and performance on Almadar subscribers require a future operator pilot.</w:t>
+              <w:t>Deliver a versioned model, scored subscriber export, five value tiers, budgeted retention proposals, an approval audit trail, dashboard and read-only integration API. The frozen benchmark achieved PR-AUC 0.3477, ROC-AUC 0.8910 and 61.52% recall among the riskiest 10% of customers. These results support focused review on the source dataset. The expected benefit is more consistent targeting and controlled campaign spending; actual savings, reduced churn and performance on the operator's own subscribers require a future operator pilot.</w:t>
             </w:r>
           </w:p>
           <w:p>
@@ -1424,15 +1311,6 @@
                 <w:szCs w:val="32"/>
               </w:rPr>
               <w:t xml:space="preserve">ole by </w:t>
-            </w:r>
-            <w:r>
-              <w:rPr>
-                <w:rFonts w:ascii="SamsungOne 700" w:hAnsi="SamsungOne 700" w:cs="Times New Roman"/>
-                <w:color w:val="193DB0"/>
-                <w:spacing w:val="-12"/>
-                <w:sz w:val="32"/>
-                <w:szCs w:val="32"/>
-              </w:rPr>
               <w:br/>
               <w:t>Member</w:t>
             </w:r>
@@ -1547,15 +1425,6 @@
               </w:rPr>
               <w:lastRenderedPageBreak/>
               <w:t xml:space="preserve">Schedule </w:t>
-            </w:r>
-            <w:r>
-              <w:rPr>
-                <w:rFonts w:ascii="SamsungOne 700" w:hAnsi="SamsungOne 700" w:cs="Times New Roman"/>
-                <w:color w:val="193DB0"/>
-                <w:spacing w:val="-12"/>
-                <w:sz w:val="32"/>
-                <w:szCs w:val="32"/>
-              </w:rPr>
               <w:br/>
               <w:t>Summary</w:t>
             </w:r>
@@ -1678,15 +1547,6 @@
                 <w:szCs w:val="32"/>
               </w:rPr>
               <w:t xml:space="preserve">Comment &amp; </w:t>
-            </w:r>
-            <w:r>
-              <w:rPr>
-                <w:rFonts w:ascii="SamsungOne 700" w:hAnsi="SamsungOne 700" w:cs="Times New Roman"/>
-                <w:color w:val="193DB0"/>
-                <w:spacing w:val="-12"/>
-                <w:sz w:val="32"/>
-                <w:szCs w:val="32"/>
-              </w:rPr>
               <w:br/>
               <w:t>Assessment</w:t>
             </w:r>
